--- a/docs/LLD_doc/Cognizant-UnifiedRewardsPlatform-LLD v1.0.docx
+++ b/docs/LLD_doc/Cognizant-UnifiedRewardsPlatform-LLD v1.0.docx
@@ -5530,7 +5530,7 @@
         <w:rPr>
           <w:rFonts w:ascii="Calibri" w:hAnsi="Calibri"/>
         </w:rPr>
-        <w:t>The objective of this document is to provide low-level technical details of the solution for Cognizant / Unified Rewards Platform (URP). This Low Level Design (LLD) document, as well as all deliverables produced as part of this project, are considered a living document. Revisions are expected and shall be made during the review process with Cognizant stakeholders, as well as in subsequent phases if it is discovered that a process or design can be enhanced to benefit the overall outcome of the project.</w:t>
+        <w:t>The objective of this document is to provide low-level technical details of the solution for Cognizant / Unified Rewards Platform (URP). This Low Level Design (LLD) document, as well as all deliverables produced as part of this project, are considered a living document. Revisions are expected and shall be made during the review process with Cognizant stakeholders, as well as in subsequent phases if it is discovered that a process or design can be enhanced to benefit the overall outcome of the project. As-Built Deviation Note: The implementation uses Azure Container Apps (ACA) instead of AKS, YARP reverse proxy instead of APIM (local/dev), SQLite per service instead of Azure SQL (swapped via EF Core connection string at deploy time), transactional outbox + Azure Service Bus instead of Azure Event Hub + Azure Functions, and RSA-signed JWT (local) → Microsoft Entra ID (production). These are integration-seam swaps — the business logic is unchanged. Additionally: CurrencyCode (ISO 4217, default INR) is persisted on Claim, BenefitPlan, SettlementRequest, and AuditEntry. DataRetentionService purges records older than 7 years daily.</w:t>
       </w:r>
     </w:p>
     <w:p>
@@ -5601,7 +5601,7 @@
         <w:rPr>
           <w:rFonts w:ascii="Calibri" w:hAnsi="Calibri"/>
         </w:rPr>
-        <w:t>Azure Kubernetes Service (AKS): Cluster configuration, node pool sizing, HPA settings, namespace structure, pod resource limits, network policies, and rolling deployment strategy.</w:t>
+        <w:t>Azure Kubernetes Service (AKS): Cluster configuration, node pool sizing, HPA settings, namespace structure, pod resource limits, network policies, and rolling deployment strategy. [As-built: Azure Container Apps (ACA) used instead of AKS; min 2 replicas for gateway and reimbursement-workflow, min 1 / max 5 for all other services.]</w:t>
       </w:r>
     </w:p>
     <w:p>
@@ -5649,7 +5649,7 @@
         <w:rPr>
           <w:rFonts w:ascii="Calibri" w:hAnsi="Calibri"/>
         </w:rPr>
-        <w:t>Azure Event Hub: Partition configuration, consumer group design, retention settings, Serilog sink setup.</w:t>
+        <w:t>Azure Event Hub: Partition configuration, consumer group design, retention settings, Serilog sink setup. [As-built: Azure Service Bus used instead of Event Hub; transactional outbox pattern ensures no event loss; DataRetentionService provides the 30-day equivalent purge, configured to 7 years for regulatory compliance.] [Implemented: DataRetentionService (BackgroundService) — 7-year configurable purge, runs every 24 hours, covers 4 services.]</w:t>
       </w:r>
     </w:p>
     <w:p>
@@ -17018,7 +17018,7 @@
         <w:rPr>
           <w:rFonts w:ascii="Calibri" w:hAnsi="Calibri"/>
         </w:rPr>
-        <w:t>Scope: Full failover test includes: AKS DR cluster activation, APIM re-pointing, SQL auto-failover group test, Cosmos DB failover verification, Service Bus alias switch.</w:t>
+        <w:t>Scope: Full failover test includes: AKS DR cluster activation, APIM re-pointing, SQL auto-failover group test, Cosmos DB failover verification, Service Bus alias switch. [As-built: Azure Container Apps (ACA) used instead of AKS; min 2 replicas for gateway and reimbursement-workflow, min 1 / max 5 for all other services.]</w:t>
       </w:r>
     </w:p>
     <w:p>
@@ -17030,7 +17030,7 @@
         <w:rPr>
           <w:rFonts w:ascii="Calibri" w:hAnsi="Calibri"/>
         </w:rPr>
-        <w:t>Test Procedure: (1) Declare test DR window (off-hours); (2) Trigger SQL auto-failover group test; (3) Scale up West US 2 AKS DR cluster; (4) Update DNS/Front Door routing to West US 2 APIM; (5) Run smoke test suite against DR environment; (6) Validate AuditEntry continuity in DR region.</w:t>
+        <w:t>Test Procedure: (1) Declare test DR window (off-hours); (2) Trigger SQL auto-failover group test; (3) Scale up West US 2 AKS DR cluster; (4) Update DNS/Front Door routing to West US 2 APIM; (5) Run smoke test suite against DR environment; (6) Validate AuditEntry continuity in DR region. [As-built: Azure Container Apps (ACA) used instead of AKS; min 2 replicas for gateway and reimbursement-workflow, min 1 / max 5 for all other services.]</w:t>
       </w:r>
     </w:p>
     <w:p>
